--- a/Sandhiya_Resume.docx
+++ b/Sandhiya_Resume.docx
@@ -244,8 +244,9 @@
         <w:r>
           <w:rPr>
             <w:rStyle w:val="Hyperlink"/>
+            <w:rFonts w:ascii="Cambria" w:hAnsi="Cambria"/>
           </w:rPr>
-          <w:t>https://www.sandhiyaelangovan.com/</w:t>
+          <w:t>https://sandhiyae06.github.io/Resume/</w:t>
         </w:r>
       </w:hyperlink>
     </w:p>
@@ -852,7 +853,27 @@
           <w:sz w:val="20"/>
           <w:szCs w:val="20"/>
         </w:rPr>
-        <w:t xml:space="preserve">Good interpersonal skills, commitment, result oriented, hard working with a quest to learn </w:t>
+        <w:t xml:space="preserve">Good interpersonal skills, commitment, result oriented, hard </w:t>
+      </w:r>
+      <w:proofErr w:type="gramStart"/>
+      <w:r>
+        <w:rPr>
+          <w:rFonts w:ascii="Cambria" w:eastAsia="Times New Roman" w:hAnsi="Cambria" w:cs="Arial"/>
+          <w:color w:val="000000"/>
+          <w:sz w:val="20"/>
+          <w:szCs w:val="20"/>
+        </w:rPr>
+        <w:t>working</w:t>
+      </w:r>
+      <w:proofErr w:type="gramEnd"/>
+      <w:r>
+        <w:rPr>
+          <w:rFonts w:ascii="Cambria" w:eastAsia="Times New Roman" w:hAnsi="Cambria" w:cs="Arial"/>
+          <w:color w:val="000000"/>
+          <w:sz w:val="20"/>
+          <w:szCs w:val="20"/>
+        </w:rPr>
+        <w:t xml:space="preserve"> with a quest to learn </w:t>
       </w:r>
       <w:r>
         <w:rPr>
@@ -7806,6 +7827,7 @@
   <w:style w:type="character" w:default="1" w:styleId="DefaultParagraphFont">
     <w:name w:val="Default Paragraph Font"/>
     <w:uiPriority w:val="1"/>
+    <w:semiHidden/>
     <w:unhideWhenUsed/>
   </w:style>
   <w:style w:type="table" w:default="1" w:styleId="TableNormal">
